--- a/fuentes/228126_CF09_AD.docx
+++ b/fuentes/228126_CF09_AD.docx
@@ -5,6 +5,7 @@
     <w:p>
       <w:pPr>
         <w:spacing w:after="160" w:line="259" w:lineRule="auto"/>
+        <w:ind w:left="720" w:hanging="720"/>
         <w:rPr>
           <w:rFonts w:eastAsia="Calibri"/>
           <w:sz w:val="20"/>
@@ -469,7 +470,19 @@
                 <w:sz w:val="20"/>
                 <w:szCs w:val="20"/>
               </w:rPr>
-              <w:t>Diseño, desarrollo y pruebas de aplicaciones web</w:t>
+              <w:t xml:space="preserve">Diseño, desarrollo y pruebas de aplicaciones </w:t>
+            </w:r>
+            <w:r>
+              <w:rPr>
+                <w:rFonts w:eastAsia="Calibri"/>
+                <w:i/>
+                <w:iCs/>
+                <w:color w:val="000000"/>
+                <w:sz w:val="20"/>
+                <w:szCs w:val="20"/>
+                <w:highlight w:val="red"/>
+              </w:rPr>
+              <w:t>web</w:t>
             </w:r>
             <w:r>
               <w:rPr>
@@ -598,7 +611,18 @@
                 <w:sz w:val="20"/>
                 <w:szCs w:val="20"/>
               </w:rPr>
-              <w:t>Desafío integral: diseño, desarrollo y calidad de aplicaciones web</w:t>
+              <w:t xml:space="preserve">Desafío integral: diseño, desarrollo y calidad de aplicaciones </w:t>
+            </w:r>
+            <w:r>
+              <w:rPr>
+                <w:i/>
+                <w:iCs/>
+                <w:color w:val="auto"/>
+                <w:sz w:val="20"/>
+                <w:szCs w:val="20"/>
+                <w:highlight w:val="red"/>
+              </w:rPr>
+              <w:t>web</w:t>
             </w:r>
           </w:p>
         </w:tc>
@@ -656,7 +680,28 @@
                 <w:sz w:val="20"/>
                 <w:szCs w:val="20"/>
               </w:rPr>
-              <w:t>Evaluar y afianzar conocimientos relacionados con el diseño, desarrollo y calidad de aplicaciones web, teniendo en cuenta los principios, técnicas, procedimientos y criterios aplicables en su construcción y validación.</w:t>
+              <w:t xml:space="preserve">Evaluar y afianzar conocimientos relacionados con el diseño, desarrollo y calidad de aplicaciones </w:t>
+            </w:r>
+            <w:r>
+              <w:rPr>
+                <w:rFonts w:eastAsia="Calibri"/>
+                <w:i/>
+                <w:iCs/>
+                <w:color w:val="auto"/>
+                <w:sz w:val="20"/>
+                <w:szCs w:val="20"/>
+                <w:highlight w:val="red"/>
+              </w:rPr>
+              <w:t>web</w:t>
+            </w:r>
+            <w:r>
+              <w:rPr>
+                <w:rFonts w:eastAsia="Calibri"/>
+                <w:color w:val="auto"/>
+                <w:sz w:val="20"/>
+                <w:szCs w:val="20"/>
+              </w:rPr>
+              <w:t>, teniendo en cuenta los principios, técnicas, procedimientos y criterios aplicables en su construcción y validación.</w:t>
             </w:r>
           </w:p>
         </w:tc>
@@ -853,7 +898,30 @@
                 <w:sz w:val="20"/>
                 <w:szCs w:val="20"/>
               </w:rPr>
-              <w:t xml:space="preserve"> - QA) en el desarrollo de software?</w:t>
+              <w:t xml:space="preserve"> - QA) en el desarrollo de </w:t>
+            </w:r>
+            <w:r>
+              <w:rPr>
+                <w:b/>
+                <w:bCs/>
+                <w:i/>
+                <w:iCs/>
+                <w:color w:val="auto"/>
+                <w:sz w:val="20"/>
+                <w:szCs w:val="20"/>
+                <w:highlight w:val="red"/>
+              </w:rPr>
+              <w:t>software</w:t>
+            </w:r>
+            <w:r>
+              <w:rPr>
+                <w:b/>
+                <w:bCs/>
+                <w:color w:val="auto"/>
+                <w:sz w:val="20"/>
+                <w:szCs w:val="20"/>
+              </w:rPr>
+              <w:t>?</w:t>
             </w:r>
           </w:p>
         </w:tc>
@@ -983,7 +1051,26 @@
                 <w:sz w:val="20"/>
                 <w:szCs w:val="20"/>
               </w:rPr>
-              <w:t>Evaluar y afianzar conocimientos sobre el diseño, desarrollo, construcción y validación de aplicaciones web.</w:t>
+              <w:t xml:space="preserve">Evaluar y afianzar conocimientos sobre el diseño, desarrollo, construcción y validación de aplicaciones </w:t>
+            </w:r>
+            <w:r>
+              <w:rPr>
+                <w:i/>
+                <w:iCs/>
+                <w:color w:val="auto"/>
+                <w:sz w:val="20"/>
+                <w:szCs w:val="20"/>
+                <w:highlight w:val="red"/>
+              </w:rPr>
+              <w:t>web</w:t>
+            </w:r>
+            <w:r>
+              <w:rPr>
+                <w:color w:val="auto"/>
+                <w:sz w:val="20"/>
+                <w:szCs w:val="20"/>
+              </w:rPr>
+              <w:t>.</w:t>
             </w:r>
           </w:p>
         </w:tc>
@@ -1697,7 +1784,26 @@
                 <w:sz w:val="20"/>
                 <w:szCs w:val="20"/>
               </w:rPr>
-              <w:t>¡Excelente trabajo! Se evidencia una adecuada comprensión de los conceptos relacionados con el diseño, desarrollo y calidad de aplicaciones web.</w:t>
+              <w:t xml:space="preserve">¡Excelente trabajo! Se evidencia una adecuada comprensión de los conceptos relacionados con el diseño, desarrollo y calidad de aplicaciones </w:t>
+            </w:r>
+            <w:r>
+              <w:rPr>
+                <w:i/>
+                <w:iCs/>
+                <w:color w:val="auto"/>
+                <w:sz w:val="20"/>
+                <w:szCs w:val="20"/>
+                <w:highlight w:val="red"/>
+              </w:rPr>
+              <w:t>web</w:t>
+            </w:r>
+            <w:r>
+              <w:rPr>
+                <w:color w:val="auto"/>
+                <w:sz w:val="20"/>
+                <w:szCs w:val="20"/>
+              </w:rPr>
+              <w:t>.</w:t>
             </w:r>
           </w:p>
         </w:tc>
@@ -2048,19 +2154,33 @@
             </w:r>
             <w:r>
               <w:rPr>
-                <w:color w:val="auto"/>
-                <w:sz w:val="20"/>
-                <w:szCs w:val="20"/>
+                <w:i/>
+                <w:iCs/>
+                <w:color w:val="auto"/>
+                <w:sz w:val="20"/>
+                <w:szCs w:val="20"/>
+                <w:highlight w:val="red"/>
               </w:rPr>
               <w:t>s</w:t>
             </w:r>
             <w:r>
               <w:rPr>
-                <w:color w:val="auto"/>
-                <w:sz w:val="20"/>
-                <w:szCs w:val="20"/>
-              </w:rPr>
-              <w:t>print.</w:t>
+                <w:i/>
+                <w:iCs/>
+                <w:color w:val="auto"/>
+                <w:sz w:val="20"/>
+                <w:szCs w:val="20"/>
+                <w:highlight w:val="red"/>
+              </w:rPr>
+              <w:t>print</w:t>
+            </w:r>
+            <w:r>
+              <w:rPr>
+                <w:color w:val="auto"/>
+                <w:sz w:val="20"/>
+                <w:szCs w:val="20"/>
+              </w:rPr>
+              <w:t>.</w:t>
             </w:r>
           </w:p>
         </w:tc>
@@ -2222,27 +2342,36 @@
             <w:proofErr w:type="spellStart"/>
             <w:r>
               <w:rPr>
-                <w:color w:val="auto"/>
-                <w:sz w:val="20"/>
-                <w:szCs w:val="20"/>
+                <w:i/>
+                <w:iCs/>
+                <w:color w:val="auto"/>
+                <w:sz w:val="20"/>
+                <w:szCs w:val="20"/>
+                <w:highlight w:val="red"/>
               </w:rPr>
               <w:t>penetration</w:t>
             </w:r>
             <w:proofErr w:type="spellEnd"/>
             <w:r>
               <w:rPr>
-                <w:color w:val="auto"/>
-                <w:sz w:val="20"/>
-                <w:szCs w:val="20"/>
+                <w:i/>
+                <w:iCs/>
+                <w:color w:val="auto"/>
+                <w:sz w:val="20"/>
+                <w:szCs w:val="20"/>
+                <w:highlight w:val="red"/>
               </w:rPr>
               <w:t xml:space="preserve"> </w:t>
             </w:r>
             <w:proofErr w:type="spellStart"/>
             <w:r>
               <w:rPr>
-                <w:color w:val="auto"/>
-                <w:sz w:val="20"/>
-                <w:szCs w:val="20"/>
+                <w:i/>
+                <w:iCs/>
+                <w:color w:val="auto"/>
+                <w:sz w:val="20"/>
+                <w:szCs w:val="20"/>
+                <w:highlight w:val="red"/>
               </w:rPr>
               <w:t>testing</w:t>
             </w:r>
@@ -2657,18 +2786,52 @@
             </w:r>
             <w:r>
               <w:rPr>
-                <w:color w:val="auto"/>
-                <w:sz w:val="20"/>
-                <w:szCs w:val="20"/>
-              </w:rPr>
-              <w:t xml:space="preserve">performance / stress </w:t>
+                <w:i/>
+                <w:iCs/>
+                <w:color w:val="auto"/>
+                <w:sz w:val="20"/>
+                <w:szCs w:val="20"/>
+                <w:highlight w:val="red"/>
+              </w:rPr>
+              <w:t>performance</w:t>
+            </w:r>
+            <w:r>
+              <w:rPr>
+                <w:color w:val="auto"/>
+                <w:sz w:val="20"/>
+                <w:szCs w:val="20"/>
+                <w:highlight w:val="red"/>
+              </w:rPr>
+              <w:t xml:space="preserve"> </w:t>
+            </w:r>
+            <w:r>
+              <w:rPr>
+                <w:color w:val="auto"/>
+                <w:sz w:val="20"/>
+                <w:szCs w:val="20"/>
+              </w:rPr>
+              <w:t xml:space="preserve">/ </w:t>
+            </w:r>
+            <w:r>
+              <w:rPr>
+                <w:i/>
+                <w:iCs/>
+                <w:color w:val="auto"/>
+                <w:sz w:val="20"/>
+                <w:szCs w:val="20"/>
+                <w:highlight w:val="red"/>
+              </w:rPr>
+              <w:t xml:space="preserve">stress </w:t>
             </w:r>
             <w:proofErr w:type="spellStart"/>
             <w:r>
               <w:rPr>
-                <w:color w:val="auto"/>
-                <w:sz w:val="20"/>
-                <w:szCs w:val="20"/>
+                <w:i/>
+                <w:iCs/>
+                <w:color w:val="auto"/>
+                <w:sz w:val="20"/>
+                <w:szCs w:val="20"/>
+                <w:highlight w:val="red"/>
               </w:rPr>
               <w:t>testing</w:t>
             </w:r>
@@ -2955,17 +3118,23 @@
             </w:r>
             <w:r>
               <w:rPr>
-                <w:color w:val="auto"/>
-                <w:sz w:val="20"/>
-                <w:szCs w:val="20"/>
+                <w:i/>
+                <w:iCs/>
+                <w:color w:val="auto"/>
+                <w:sz w:val="20"/>
+                <w:szCs w:val="20"/>
+                <w:highlight w:val="red"/>
               </w:rPr>
               <w:t>m</w:t>
             </w:r>
             <w:r>
               <w:rPr>
-                <w:color w:val="auto"/>
-                <w:sz w:val="20"/>
-                <w:szCs w:val="20"/>
+                <w:i/>
+                <w:iCs/>
+                <w:color w:val="auto"/>
+                <w:sz w:val="20"/>
+                <w:szCs w:val="20"/>
+                <w:highlight w:val="red"/>
               </w:rPr>
               <w:t>ockup</w:t>
             </w:r>
@@ -2980,17 +3149,23 @@
             <w:proofErr w:type="spellStart"/>
             <w:r>
               <w:rPr>
-                <w:color w:val="auto"/>
-                <w:sz w:val="20"/>
-                <w:szCs w:val="20"/>
+                <w:i/>
+                <w:iCs/>
+                <w:color w:val="auto"/>
+                <w:sz w:val="20"/>
+                <w:szCs w:val="20"/>
+                <w:highlight w:val="red"/>
               </w:rPr>
               <w:t>w</w:t>
             </w:r>
             <w:r>
               <w:rPr>
-                <w:color w:val="auto"/>
-                <w:sz w:val="20"/>
-                <w:szCs w:val="20"/>
+                <w:i/>
+                <w:iCs/>
+                <w:color w:val="auto"/>
+                <w:sz w:val="20"/>
+                <w:szCs w:val="20"/>
+                <w:highlight w:val="red"/>
               </w:rPr>
               <w:t>ireframe</w:t>
             </w:r>
@@ -3000,8 +3175,17 @@
                 <w:color w:val="auto"/>
                 <w:sz w:val="20"/>
                 <w:szCs w:val="20"/>
-              </w:rPr>
-              <w:t xml:space="preserve"> en el proceso de prototipado de aplicaciones?</w:t>
+                <w:highlight w:val="red"/>
+              </w:rPr>
+              <w:t xml:space="preserve"> </w:t>
+            </w:r>
+            <w:r>
+              <w:rPr>
+                <w:color w:val="auto"/>
+                <w:sz w:val="20"/>
+                <w:szCs w:val="20"/>
+              </w:rPr>
+              <w:t>en el proceso de prototipado de aplicaciones?</w:t>
             </w:r>
           </w:p>
         </w:tc>
@@ -3061,9 +3245,12 @@
             <w:proofErr w:type="spellStart"/>
             <w:r>
               <w:rPr>
-                <w:color w:val="auto"/>
-                <w:sz w:val="20"/>
-                <w:szCs w:val="20"/>
+                <w:i/>
+                <w:iCs/>
+                <w:color w:val="auto"/>
+                <w:sz w:val="20"/>
+                <w:szCs w:val="20"/>
+                <w:highlight w:val="red"/>
               </w:rPr>
               <w:t>wireframe</w:t>
             </w:r>
@@ -3073,6 +3260,7 @@
                 <w:color w:val="auto"/>
                 <w:sz w:val="20"/>
                 <w:szCs w:val="20"/>
+                <w:highlight w:val="red"/>
               </w:rPr>
               <w:t xml:space="preserve"> </w:t>
             </w:r>
@@ -3086,17 +3274,23 @@
             </w:r>
             <w:r>
               <w:rPr>
-                <w:color w:val="auto"/>
-                <w:sz w:val="20"/>
-                <w:szCs w:val="20"/>
+                <w:i/>
+                <w:iCs/>
+                <w:color w:val="auto"/>
+                <w:sz w:val="20"/>
+                <w:szCs w:val="20"/>
+                <w:highlight w:val="red"/>
               </w:rPr>
               <w:t>m</w:t>
             </w:r>
             <w:r>
               <w:rPr>
-                <w:color w:val="auto"/>
-                <w:sz w:val="20"/>
-                <w:szCs w:val="20"/>
+                <w:i/>
+                <w:iCs/>
+                <w:color w:val="auto"/>
+                <w:sz w:val="20"/>
+                <w:szCs w:val="20"/>
+                <w:highlight w:val="red"/>
               </w:rPr>
               <w:t>ockup</w:t>
             </w:r>
@@ -3105,8 +3299,17 @@
                 <w:color w:val="auto"/>
                 <w:sz w:val="20"/>
                 <w:szCs w:val="20"/>
-              </w:rPr>
-              <w:t xml:space="preserve"> es solo a mano alzada.</w:t>
+                <w:highlight w:val="red"/>
+              </w:rPr>
+              <w:t xml:space="preserve"> </w:t>
+            </w:r>
+            <w:r>
+              <w:rPr>
+                <w:color w:val="auto"/>
+                <w:sz w:val="20"/>
+                <w:szCs w:val="20"/>
+              </w:rPr>
+              <w:t>es solo a mano alzada.</w:t>
             </w:r>
           </w:p>
         </w:tc>
@@ -3181,14 +3384,36 @@
                 <w:sz w:val="20"/>
                 <w:szCs w:val="20"/>
               </w:rPr>
-              <w:t xml:space="preserve">El mockup contiene toda la lógica de </w:t>
+              <w:t xml:space="preserve">El </w:t>
+            </w:r>
+            <w:r>
+              <w:rPr>
+                <w:i/>
+                <w:iCs/>
+                <w:color w:val="auto"/>
+                <w:sz w:val="20"/>
+                <w:szCs w:val="20"/>
+                <w:highlight w:val="red"/>
+              </w:rPr>
+              <w:t>mockup</w:t>
+            </w:r>
+            <w:r>
+              <w:rPr>
+                <w:color w:val="auto"/>
+                <w:sz w:val="20"/>
+                <w:szCs w:val="20"/>
+              </w:rPr>
+              <w:t xml:space="preserve"> contiene toda la lógica de </w:t>
             </w:r>
             <w:proofErr w:type="spellStart"/>
             <w:r>
               <w:rPr>
-                <w:color w:val="auto"/>
-                <w:sz w:val="20"/>
-                <w:szCs w:val="20"/>
+                <w:i/>
+                <w:iCs/>
+                <w:color w:val="auto"/>
+                <w:sz w:val="20"/>
+                <w:szCs w:val="20"/>
+                <w:highlight w:val="red"/>
               </w:rPr>
               <w:t>backend</w:t>
             </w:r>
@@ -3198,8 +3423,17 @@
                 <w:color w:val="auto"/>
                 <w:sz w:val="20"/>
                 <w:szCs w:val="20"/>
-              </w:rPr>
-              <w:t xml:space="preserve"> programada.</w:t>
+                <w:highlight w:val="red"/>
+              </w:rPr>
+              <w:t xml:space="preserve"> </w:t>
+            </w:r>
+            <w:r>
+              <w:rPr>
+                <w:color w:val="auto"/>
+                <w:sz w:val="20"/>
+                <w:szCs w:val="20"/>
+              </w:rPr>
+              <w:t>programada.</w:t>
             </w:r>
           </w:p>
         </w:tc>
@@ -3278,9 +3512,12 @@
             <w:proofErr w:type="spellStart"/>
             <w:r>
               <w:rPr>
-                <w:color w:val="auto"/>
-                <w:sz w:val="20"/>
-                <w:szCs w:val="20"/>
+                <w:i/>
+                <w:iCs/>
+                <w:color w:val="auto"/>
+                <w:sz w:val="20"/>
+                <w:szCs w:val="20"/>
+                <w:highlight w:val="red"/>
               </w:rPr>
               <w:t>wireframe</w:t>
             </w:r>
@@ -3290,8 +3527,45 @@
                 <w:color w:val="auto"/>
                 <w:sz w:val="20"/>
                 <w:szCs w:val="20"/>
-              </w:rPr>
-              <w:t xml:space="preserve"> representa la estructura básica de baja fidelidad, mientras que el mockup aporta alta fidelidad gráfica.</w:t>
+                <w:highlight w:val="red"/>
+              </w:rPr>
+              <w:t xml:space="preserve"> </w:t>
+            </w:r>
+            <w:r>
+              <w:rPr>
+                <w:color w:val="auto"/>
+                <w:sz w:val="20"/>
+                <w:szCs w:val="20"/>
+              </w:rPr>
+              <w:t xml:space="preserve">representa la estructura básica de baja fidelidad, mientras que el </w:t>
+            </w:r>
+            <w:r>
+              <w:rPr>
+                <w:i/>
+                <w:iCs/>
+                <w:color w:val="auto"/>
+                <w:sz w:val="20"/>
+                <w:szCs w:val="20"/>
+                <w:highlight w:val="red"/>
+              </w:rPr>
+              <w:t>mockup</w:t>
+            </w:r>
+            <w:r>
+              <w:rPr>
+                <w:color w:val="auto"/>
+                <w:sz w:val="20"/>
+                <w:szCs w:val="20"/>
+                <w:highlight w:val="red"/>
+              </w:rPr>
+              <w:t xml:space="preserve"> </w:t>
+            </w:r>
+            <w:r>
+              <w:rPr>
+                <w:color w:val="auto"/>
+                <w:sz w:val="20"/>
+                <w:szCs w:val="20"/>
+              </w:rPr>
+              <w:t>aporta alta fidelidad gráfica.</w:t>
             </w:r>
           </w:p>
         </w:tc>
@@ -3785,9 +4059,12 @@
             <w:proofErr w:type="spellStart"/>
             <w:r>
               <w:rPr>
-                <w:color w:val="auto"/>
-                <w:sz w:val="20"/>
-                <w:szCs w:val="20"/>
+                <w:i/>
+                <w:iCs/>
+                <w:color w:val="auto"/>
+                <w:sz w:val="20"/>
+                <w:szCs w:val="20"/>
+                <w:highlight w:val="red"/>
               </w:rPr>
               <w:t>Wireflow</w:t>
             </w:r>
@@ -3875,11 +4152,31 @@
             </w:pPr>
             <w:r>
               <w:rPr>
-                <w:color w:val="auto"/>
-                <w:sz w:val="20"/>
-                <w:szCs w:val="20"/>
-              </w:rPr>
-              <w:t>Sketch a lápiz.</w:t>
+                <w:i/>
+                <w:iCs/>
+                <w:color w:val="auto"/>
+                <w:sz w:val="20"/>
+                <w:szCs w:val="20"/>
+                <w:highlight w:val="red"/>
+              </w:rPr>
+              <w:t>Sketch</w:t>
+            </w:r>
+            <w:r>
+              <w:rPr>
+                <w:color w:val="auto"/>
+                <w:sz w:val="20"/>
+                <w:szCs w:val="20"/>
+                <w:highlight w:val="red"/>
+              </w:rPr>
+              <w:t xml:space="preserve"> </w:t>
+            </w:r>
+            <w:r>
+              <w:rPr>
+                <w:color w:val="auto"/>
+                <w:sz w:val="20"/>
+                <w:szCs w:val="20"/>
+              </w:rPr>
+              <w:t>a lápiz.</w:t>
             </w:r>
           </w:p>
         </w:tc>
@@ -4078,7 +4375,26 @@
                 <w:sz w:val="20"/>
                 <w:szCs w:val="20"/>
               </w:rPr>
-              <w:t xml:space="preserve">ciclo de vida del desarrollo de software </w:t>
+              <w:t xml:space="preserve">ciclo de vida del desarrollo de </w:t>
+            </w:r>
+            <w:r>
+              <w:rPr>
+                <w:i/>
+                <w:iCs/>
+                <w:color w:val="auto"/>
+                <w:sz w:val="20"/>
+                <w:szCs w:val="20"/>
+                <w:highlight w:val="red"/>
+              </w:rPr>
+              <w:t>software</w:t>
+            </w:r>
+            <w:r>
+              <w:rPr>
+                <w:color w:val="auto"/>
+                <w:sz w:val="20"/>
+                <w:szCs w:val="20"/>
+              </w:rPr>
+              <w:t xml:space="preserve"> </w:t>
             </w:r>
             <w:r>
               <w:rPr>
@@ -4107,9 +4423,12 @@
             <w:proofErr w:type="spellStart"/>
             <w:r>
               <w:rPr>
-                <w:color w:val="auto"/>
-                <w:sz w:val="20"/>
-                <w:szCs w:val="20"/>
+                <w:i/>
+                <w:iCs/>
+                <w:color w:val="auto"/>
+                <w:sz w:val="20"/>
+                <w:szCs w:val="20"/>
+                <w:highlight w:val="red"/>
               </w:rPr>
               <w:t>waterfall</w:t>
             </w:r>
@@ -5135,7 +5454,26 @@
                 <w:sz w:val="20"/>
                 <w:szCs w:val="20"/>
               </w:rPr>
-              <w:t>¿Qué documento formal especifica el alcance, estrategia, recursos, entorno y cronograma de las actividades de prueba de un proyecto de software?</w:t>
+              <w:t xml:space="preserve">¿Qué documento formal especifica el alcance, estrategia, recursos, entorno y cronograma de las actividades de prueba de un proyecto de </w:t>
+            </w:r>
+            <w:r>
+              <w:rPr>
+                <w:i/>
+                <w:iCs/>
+                <w:color w:val="auto"/>
+                <w:sz w:val="20"/>
+                <w:szCs w:val="20"/>
+                <w:highlight w:val="red"/>
+              </w:rPr>
+              <w:t>software</w:t>
+            </w:r>
+            <w:r>
+              <w:rPr>
+                <w:color w:val="auto"/>
+                <w:sz w:val="20"/>
+                <w:szCs w:val="20"/>
+              </w:rPr>
+              <w:t>?</w:t>
             </w:r>
           </w:p>
         </w:tc>
@@ -5190,7 +5528,26 @@
                 <w:sz w:val="20"/>
                 <w:szCs w:val="20"/>
               </w:rPr>
-              <w:t>Plan de Pruebas (test plan).</w:t>
+              <w:t>Plan de Pruebas (</w:t>
+            </w:r>
+            <w:r>
+              <w:rPr>
+                <w:i/>
+                <w:iCs/>
+                <w:color w:val="auto"/>
+                <w:sz w:val="20"/>
+                <w:szCs w:val="20"/>
+                <w:highlight w:val="red"/>
+              </w:rPr>
+              <w:t>test plan</w:t>
+            </w:r>
+            <w:r>
+              <w:rPr>
+                <w:color w:val="auto"/>
+                <w:sz w:val="20"/>
+                <w:szCs w:val="20"/>
+              </w:rPr>
+              <w:t>).</w:t>
             </w:r>
           </w:p>
         </w:tc>
@@ -5278,9 +5635,12 @@
             <w:proofErr w:type="spellStart"/>
             <w:r>
               <w:rPr>
-                <w:color w:val="auto"/>
-                <w:sz w:val="20"/>
-                <w:szCs w:val="20"/>
+                <w:i/>
+                <w:iCs/>
+                <w:color w:val="auto"/>
+                <w:sz w:val="20"/>
+                <w:szCs w:val="20"/>
+                <w:highlight w:val="red"/>
               </w:rPr>
               <w:t>commits</w:t>
             </w:r>
@@ -5637,9 +5997,12 @@
             <w:proofErr w:type="spellStart"/>
             <w:r>
               <w:rPr>
-                <w:color w:val="auto"/>
-                <w:sz w:val="20"/>
-                <w:szCs w:val="20"/>
+                <w:i/>
+                <w:iCs/>
+                <w:color w:val="auto"/>
+                <w:sz w:val="20"/>
+                <w:szCs w:val="20"/>
+                <w:highlight w:val="red"/>
               </w:rPr>
               <w:t>frontend</w:t>
             </w:r>
@@ -6166,7 +6529,32 @@
                 <w:sz w:val="20"/>
                 <w:szCs w:val="20"/>
               </w:rPr>
-              <w:t>¿Qué formato de imagen moderno es altamente recomendado para la web por ofrecer altos niveles de compresión con y sin pérdida, manteniendo excelente calidad visual?</w:t>
+              <w:t xml:space="preserve">¿Qué formato de imagen moderno es altamente recomendado para la </w:t>
+            </w:r>
+            <w:r>
+              <w:rPr>
+                <w:i/>
+                <w:iCs/>
+                <w:sz w:val="20"/>
+                <w:szCs w:val="20"/>
+                <w:highlight w:val="red"/>
+              </w:rPr>
+              <w:t>web</w:t>
+            </w:r>
+            <w:r>
+              <w:rPr>
+                <w:sz w:val="20"/>
+                <w:szCs w:val="20"/>
+                <w:highlight w:val="red"/>
+              </w:rPr>
+              <w:t xml:space="preserve"> </w:t>
+            </w:r>
+            <w:r>
+              <w:rPr>
+                <w:sz w:val="20"/>
+                <w:szCs w:val="20"/>
+              </w:rPr>
+              <w:t>por ofrecer altos niveles de compresión con y sin pérdida, manteniendo excelente calidad visual?</w:t>
             </w:r>
           </w:p>
         </w:tc>
@@ -6742,21 +7130,7 @@
                 <w:sz w:val="20"/>
                 <w:szCs w:val="20"/>
               </w:rPr>
-              <w:t xml:space="preserve">Copyright </w:t>
-            </w:r>
-            <w:r>
-              <w:rPr>
-                <w:sz w:val="20"/>
-                <w:szCs w:val="20"/>
-              </w:rPr>
-              <w:t>reserva total</w:t>
-            </w:r>
-            <w:r>
-              <w:rPr>
-                <w:sz w:val="20"/>
-                <w:szCs w:val="20"/>
-              </w:rPr>
-              <w:t>.</w:t>
+              <w:t>Copyright reserva total.</w:t>
             </w:r>
           </w:p>
         </w:tc>
@@ -7084,7 +7458,24 @@
                 <w:sz w:val="20"/>
                 <w:szCs w:val="20"/>
               </w:rPr>
-              <w:t>¿Cuál es una función de la estructuración semántica mediante etiquetas HTML5 en el contenido web?</w:t>
+              <w:t xml:space="preserve">¿Cuál es una función de la estructuración semántica mediante etiquetas HTML5 en el contenido </w:t>
+            </w:r>
+            <w:r>
+              <w:rPr>
+                <w:i/>
+                <w:iCs/>
+                <w:sz w:val="20"/>
+                <w:szCs w:val="20"/>
+                <w:highlight w:val="red"/>
+              </w:rPr>
+              <w:t>web</w:t>
+            </w:r>
+            <w:r>
+              <w:rPr>
+                <w:sz w:val="20"/>
+                <w:szCs w:val="20"/>
+              </w:rPr>
+              <w:t>?</w:t>
             </w:r>
           </w:p>
         </w:tc>
@@ -7141,8 +7532,11 @@
             <w:proofErr w:type="spellStart"/>
             <w:r>
               <w:rPr>
-                <w:sz w:val="20"/>
-                <w:szCs w:val="20"/>
+                <w:i/>
+                <w:iCs/>
+                <w:sz w:val="20"/>
+                <w:szCs w:val="20"/>
+                <w:highlight w:val="red"/>
               </w:rPr>
               <w:t>crawlers</w:t>
             </w:r>
@@ -7548,7 +7942,32 @@
                 <w:sz w:val="20"/>
                 <w:szCs w:val="20"/>
               </w:rPr>
-              <w:t>¿Qué protocolo garantiza que la información transmitida entre el navegador web del usuario y el servidor viaje cifrada mediante TLS/SSL?</w:t>
+              <w:t xml:space="preserve">¿Qué protocolo garantiza que la información transmitida entre el navegador </w:t>
+            </w:r>
+            <w:r>
+              <w:rPr>
+                <w:i/>
+                <w:iCs/>
+                <w:sz w:val="20"/>
+                <w:szCs w:val="20"/>
+                <w:highlight w:val="red"/>
+              </w:rPr>
+              <w:t>web</w:t>
+            </w:r>
+            <w:r>
+              <w:rPr>
+                <w:sz w:val="20"/>
+                <w:szCs w:val="20"/>
+                <w:highlight w:val="red"/>
+              </w:rPr>
+              <w:t xml:space="preserve"> </w:t>
+            </w:r>
+            <w:r>
+              <w:rPr>
+                <w:sz w:val="20"/>
+                <w:szCs w:val="20"/>
+              </w:rPr>
+              <w:t>del usuario y el servidor viaje cifrada mediante TLS/SSL?</w:t>
             </w:r>
           </w:p>
         </w:tc>
@@ -8457,7 +8876,24 @@
                 <w:sz w:val="20"/>
                 <w:szCs w:val="20"/>
               </w:rPr>
-              <w:t xml:space="preserve">En la maquetación web, ¿qué técnica se basa en el uso de Media </w:t>
+              <w:t xml:space="preserve">En la maquetación </w:t>
+            </w:r>
+            <w:r>
+              <w:rPr>
+                <w:i/>
+                <w:iCs/>
+                <w:sz w:val="20"/>
+                <w:szCs w:val="20"/>
+                <w:highlight w:val="red"/>
+              </w:rPr>
+              <w:t>web</w:t>
+            </w:r>
+            <w:r>
+              <w:rPr>
+                <w:sz w:val="20"/>
+                <w:szCs w:val="20"/>
+              </w:rPr>
+              <w:t xml:space="preserve">, ¿qué técnica se basa en el uso de Media </w:t>
             </w:r>
             <w:proofErr w:type="spellStart"/>
             <w:r>
@@ -8478,8 +8914,11 @@
             <w:proofErr w:type="spellStart"/>
             <w:r>
               <w:rPr>
-                <w:sz w:val="20"/>
-                <w:szCs w:val="20"/>
+                <w:i/>
+                <w:iCs/>
+                <w:sz w:val="20"/>
+                <w:szCs w:val="20"/>
+                <w:highlight w:val="red"/>
               </w:rPr>
               <w:t>layout</w:t>
             </w:r>
@@ -8488,8 +8927,16 @@
               <w:rPr>
                 <w:sz w:val="20"/>
                 <w:szCs w:val="20"/>
-              </w:rPr>
-              <w:t xml:space="preserve"> según la resolución del dispositivo?</w:t>
+                <w:highlight w:val="red"/>
+              </w:rPr>
+              <w:t xml:space="preserve"> </w:t>
+            </w:r>
+            <w:r>
+              <w:rPr>
+                <w:sz w:val="20"/>
+                <w:szCs w:val="20"/>
+              </w:rPr>
+              <w:t>según la resolución del dispositivo?</w:t>
             </w:r>
           </w:p>
         </w:tc>
@@ -8541,13 +8988,51 @@
                 <w:sz w:val="20"/>
                 <w:szCs w:val="20"/>
               </w:rPr>
-              <w:t xml:space="preserve">Diseño web responsivo (responsive web </w:t>
+              <w:t xml:space="preserve">Diseño </w:t>
+            </w:r>
+            <w:r>
+              <w:rPr>
+                <w:i/>
+                <w:iCs/>
+                <w:sz w:val="20"/>
+                <w:szCs w:val="20"/>
+                <w:highlight w:val="red"/>
+              </w:rPr>
+              <w:t>web</w:t>
+            </w:r>
+            <w:r>
+              <w:rPr>
+                <w:sz w:val="20"/>
+                <w:szCs w:val="20"/>
+                <w:highlight w:val="red"/>
+              </w:rPr>
+              <w:t xml:space="preserve"> </w:t>
+            </w:r>
+            <w:r>
+              <w:rPr>
+                <w:sz w:val="20"/>
+                <w:szCs w:val="20"/>
+              </w:rPr>
+              <w:t>responsivo (</w:t>
+            </w:r>
+            <w:r>
+              <w:rPr>
+                <w:i/>
+                <w:iCs/>
+                <w:sz w:val="20"/>
+                <w:szCs w:val="20"/>
+                <w:highlight w:val="red"/>
+              </w:rPr>
+              <w:t xml:space="preserve">responsive web </w:t>
             </w:r>
             <w:proofErr w:type="spellStart"/>
             <w:r>
               <w:rPr>
-                <w:sz w:val="20"/>
-                <w:szCs w:val="20"/>
+                <w:i/>
+                <w:iCs/>
+                <w:sz w:val="20"/>
+                <w:szCs w:val="20"/>
+                <w:highlight w:val="red"/>
               </w:rPr>
               <w:t>design</w:t>
             </w:r>
@@ -9498,7 +9983,24 @@
                 <w:sz w:val="20"/>
                 <w:szCs w:val="20"/>
               </w:rPr>
-              <w:t>) para un equipo de desarrollo de software?</w:t>
+              <w:t xml:space="preserve">) para un equipo de desarrollo de </w:t>
+            </w:r>
+            <w:r>
+              <w:rPr>
+                <w:i/>
+                <w:iCs/>
+                <w:sz w:val="20"/>
+                <w:szCs w:val="20"/>
+                <w:highlight w:val="red"/>
+              </w:rPr>
+              <w:t>software</w:t>
+            </w:r>
+            <w:r>
+              <w:rPr>
+                <w:sz w:val="20"/>
+                <w:szCs w:val="20"/>
+              </w:rPr>
+              <w:t>?</w:t>
             </w:r>
           </w:p>
         </w:tc>
@@ -10404,7 +10906,24 @@
                 <w:sz w:val="20"/>
                 <w:szCs w:val="20"/>
               </w:rPr>
-              <w:t xml:space="preserve">En el ámbito de las bases de datos para contenido web, ¿cuál es la función de un </w:t>
+              <w:t xml:space="preserve">En el ámbito de las bases de datos para contenido </w:t>
+            </w:r>
+            <w:r>
+              <w:rPr>
+                <w:i/>
+                <w:iCs/>
+                <w:sz w:val="20"/>
+                <w:szCs w:val="20"/>
+                <w:highlight w:val="red"/>
+              </w:rPr>
+              <w:t>web</w:t>
+            </w:r>
+            <w:r>
+              <w:rPr>
+                <w:sz w:val="20"/>
+                <w:szCs w:val="20"/>
+              </w:rPr>
+              <w:t xml:space="preserve">, ¿cuál es la función de un </w:t>
             </w:r>
             <w:r>
               <w:rPr>
@@ -13065,14 +13584,12 @@
 </file>
 
 <file path=customXml/item1.xml><?xml version="1.0" encoding="utf-8"?>
-<p:properties xmlns:p="http://schemas.microsoft.com/office/2006/metadata/properties" xmlns:xsi="http://www.w3.org/2001/XMLSchema-instance" xmlns:pc="http://schemas.microsoft.com/office/infopath/2007/PartnerControls">
-  <documentManagement>
-    <TaxCatchAll xmlns="13c90a0b-73bc-4dc0-be5f-28d77b615beb" xsi:nil="true"/>
-    <lcf76f155ced4ddcb4097134ff3c332f xmlns="13c93bba-48ce-428c-bfe5-88b42c19b028">
-      <Terms xmlns="http://schemas.microsoft.com/office/infopath/2007/PartnerControls"/>
-    </lcf76f155ced4ddcb4097134ff3c332f>
-  </documentManagement>
-</p:properties>
+<?mso-contentType ?>
+<FormTemplates xmlns="http://schemas.microsoft.com/sharepoint/v3/contenttype/forms">
+  <Display>DocumentLibraryForm</Display>
+  <Edit>DocumentLibraryForm</Edit>
+  <New>DocumentLibraryForm</New>
+</FormTemplates>
 </file>
 
 <file path=customXml/item2.xml><?xml version="1.0" encoding="utf-8"?>
@@ -13311,21 +13828,20 @@
 </file>
 
 <file path=customXml/item3.xml><?xml version="1.0" encoding="utf-8"?>
-<?mso-contentType ?>
-<FormTemplates xmlns="http://schemas.microsoft.com/sharepoint/v3/contenttype/forms">
-  <Display>DocumentLibraryForm</Display>
-  <Edit>DocumentLibraryForm</Edit>
-  <New>DocumentLibraryForm</New>
-</FormTemplates>
+<p:properties xmlns:p="http://schemas.microsoft.com/office/2006/metadata/properties" xmlns:xsi="http://www.w3.org/2001/XMLSchema-instance" xmlns:pc="http://schemas.microsoft.com/office/infopath/2007/PartnerControls">
+  <documentManagement>
+    <TaxCatchAll xmlns="13c90a0b-73bc-4dc0-be5f-28d77b615beb" xsi:nil="true"/>
+    <lcf76f155ced4ddcb4097134ff3c332f xmlns="13c93bba-48ce-428c-bfe5-88b42c19b028">
+      <Terms xmlns="http://schemas.microsoft.com/office/infopath/2007/PartnerControls"/>
+    </lcf76f155ced4ddcb4097134ff3c332f>
+  </documentManagement>
+</p:properties>
 </file>
 
 <file path=customXml/itemProps1.xml><?xml version="1.0" encoding="utf-8"?>
-<ds:datastoreItem xmlns:ds="http://schemas.openxmlformats.org/officeDocument/2006/customXml" ds:itemID="{29AB67F1-8FF3-4B7A-94A8-FAC388E5205B}">
+<ds:datastoreItem xmlns:ds="http://schemas.openxmlformats.org/officeDocument/2006/customXml" ds:itemID="{D91356B1-0FB8-448B-A74D-2FF735E0C29A}">
   <ds:schemaRefs>
-    <ds:schemaRef ds:uri="http://schemas.microsoft.com/office/2006/metadata/properties"/>
-    <ds:schemaRef ds:uri="http://schemas.microsoft.com/office/infopath/2007/PartnerControls"/>
-    <ds:schemaRef ds:uri="13c90a0b-73bc-4dc0-be5f-28d77b615beb"/>
-    <ds:schemaRef ds:uri="13c93bba-48ce-428c-bfe5-88b42c19b028"/>
+    <ds:schemaRef ds:uri="http://schemas.microsoft.com/sharepoint/v3/contenttype/forms"/>
   </ds:schemaRefs>
 </ds:datastoreItem>
 </file>
@@ -13350,9 +13866,12 @@
 </file>
 
 <file path=customXml/itemProps3.xml><?xml version="1.0" encoding="utf-8"?>
-<ds:datastoreItem xmlns:ds="http://schemas.openxmlformats.org/officeDocument/2006/customXml" ds:itemID="{D91356B1-0FB8-448B-A74D-2FF735E0C29A}">
+<ds:datastoreItem xmlns:ds="http://schemas.openxmlformats.org/officeDocument/2006/customXml" ds:itemID="{29AB67F1-8FF3-4B7A-94A8-FAC388E5205B}">
   <ds:schemaRefs>
-    <ds:schemaRef ds:uri="http://schemas.microsoft.com/sharepoint/v3/contenttype/forms"/>
+    <ds:schemaRef ds:uri="http://schemas.microsoft.com/office/2006/metadata/properties"/>
+    <ds:schemaRef ds:uri="http://schemas.microsoft.com/office/infopath/2007/PartnerControls"/>
+    <ds:schemaRef ds:uri="13c90a0b-73bc-4dc0-be5f-28d77b615beb"/>
+    <ds:schemaRef ds:uri="13c93bba-48ce-428c-bfe5-88b42c19b028"/>
   </ds:schemaRefs>
 </ds:datastoreItem>
 </file>